--- a/S1-CL1-Cloud-Design-Build/assessments/AT1/AT1-exemplar-business-case.docx
+++ b/S1-CL1-Cloud-Design-Build/assessments/AT1/AT1-exemplar-business-case.docx
@@ -1,6 +1,6 @@
 
 <file path=word/document.xml><?xml version="1.0" encoding="utf-8"?>
-<w:document xmlns:wpc="http://schemas.microsoft.com/office/word/2010/wordprocessingCanvas" xmlns:cx="http://schemas.microsoft.com/office/drawing/2014/chartex" xmlns:cx1="http://schemas.microsoft.com/office/drawing/2015/9/8/chartex" xmlns:cx2="http://schemas.microsoft.com/office/drawing/2015/10/21/chartex" xmlns:cx3="http://schemas.microsoft.com/office/drawing/2016/5/9/chartex" xmlns:cx4="http://schemas.microsoft.com/office/drawing/2016/5/10/chartex" xmlns:cx5="http://schemas.microsoft.com/office/drawing/2016/5/11/chartex" xmlns:cx6="http://schemas.microsoft.com/office/drawing/2016/5/12/chartex" xmlns:cx7="http://schemas.microsoft.com/office/drawing/2016/5/13/chartex" xmlns:cx8="http://schemas.microsoft.com/office/drawing/2016/5/14/chartex" xmlns:mc="http://schemas.openxmlformats.org/markup-compatibility/2006" xmlns:aink="http://schemas.microsoft.com/office/drawing/2016/ink" xmlns:am3d="http://schemas.microsoft.com/office/drawing/2017/model3d" xmlns:o="urn:schemas-microsoft-com:office:office" xmlns:oel="http://schemas.microsoft.com/office/2019/extlst" xmlns:r="http://schemas.openxmlformats.org/officeDocument/2006/relationships" xmlns:m="http://schemas.openxmlformats.org/officeDocument/2006/math" xmlns:v="urn:schemas-microsoft-com:vml" xmlns:wp14="http://schemas.microsoft.com/office/word/2010/wordprocessingDrawing" xmlns:wp="http://schemas.openxmlformats.org/drawingml/2006/wordprocessingDrawing" xmlns:w10="urn:schemas-microsoft-com:office:word" xmlns:w="http://schemas.openxmlformats.org/wordprocessingml/2006/main" xmlns:w14="http://schemas.microsoft.com/office/word/2010/wordml" xmlns:w15="http://schemas.microsoft.com/office/word/2012/wordml" xmlns:w16cex="http://schemas.microsoft.com/office/word/2018/wordml/cex" xmlns:w16cid="http://schemas.microsoft.com/office/word/2016/wordml/cid" xmlns:w16="http://schemas.microsoft.com/office/word/2018/wordml" xmlns:w16du="http://schemas.microsoft.com/office/word/2023/wordml/word16du" xmlns:w16sdtdh="http://schemas.microsoft.com/office/word/2020/wordml/sdtdatahash" xmlns:w16sdtfl="http://schemas.microsoft.com/office/word/2024/wordml/sdtformatlock" xmlns:w16se="http://schemas.microsoft.com/office/word/2015/wordml/symex" xmlns:wpg="http://schemas.microsoft.com/office/word/2010/wordprocessingGroup" xmlns:wpi="http://schemas.microsoft.com/office/word/2010/wordprocessingInk" xmlns:wne="http://schemas.microsoft.com/office/word/2006/wordml" xmlns:wps="http://schemas.microsoft.com/office/word/2010/wordprocessingShape" mc:Ignorable="w14 w15 w16se w16cid w16 w16cex w16sdtdh w16sdtfl w16du wp14">
+<w:document xmlns:wpc="http://schemas.microsoft.com/office/word/2010/wordprocessingCanvas" xmlns:cx="http://schemas.microsoft.com/office/drawing/2014/chartex" xmlns:cx1="http://schemas.microsoft.com/office/drawing/2015/9/8/chartex" xmlns:cx2="http://schemas.microsoft.com/office/drawing/2015/10/21/chartex" xmlns:cx3="http://schemas.microsoft.com/office/drawing/2016/5/9/chartex" xmlns:cx4="http://schemas.microsoft.com/office/drawing/2016/5/10/chartex" xmlns:cx5="http://schemas.microsoft.com/office/drawing/2016/5/11/chartex" xmlns:cx6="http://schemas.microsoft.com/office/drawing/2016/5/12/chartex" xmlns:cx7="http://schemas.microsoft.com/office/drawing/2016/5/13/chartex" xmlns:cx8="http://schemas.microsoft.com/office/drawing/2016/5/14/chartex" xmlns:mc="http://schemas.openxmlformats.org/markup-compatibility/2006" xmlns:m="http://schemas.openxmlformats.org/officeDocument/2006/math" xmlns:aink="http://schemas.microsoft.com/office/drawing/2016/ink" xmlns:am3d="http://schemas.microsoft.com/office/drawing/2017/model3d" xmlns:oel="http://schemas.microsoft.com/office/2019/extlst" xmlns:r="http://schemas.openxmlformats.org/officeDocument/2006/relationships" xmlns:wp14="http://schemas.microsoft.com/office/word/2010/wordprocessingDrawing" xmlns:wp="http://schemas.openxmlformats.org/drawingml/2006/wordprocessingDrawing" xmlns:wpg="http://schemas.microsoft.com/office/word/2010/wordprocessingGroup" xmlns:wpi="http://schemas.microsoft.com/office/word/2010/wordprocessingInk" xmlns:wps="http://schemas.microsoft.com/office/word/2010/wordprocessingShape" xmlns:o="urn:schemas-microsoft-com:office:office" xmlns:v="urn:schemas-microsoft-com:vml" xmlns:w10="urn:schemas-microsoft-com:office:word" xmlns:w="http://schemas.openxmlformats.org/wordprocessingml/2006/main" xmlns:w14="http://schemas.microsoft.com/office/word/2010/wordml" xmlns:w15="http://schemas.microsoft.com/office/word/2012/wordml" xmlns:w16cex="http://schemas.microsoft.com/office/word/2018/wordml/cex" xmlns:w16cid="http://schemas.microsoft.com/office/word/2016/wordml/cid" xmlns:w16="http://schemas.microsoft.com/office/word/2018/wordml" xmlns:w16sdtdh="http://schemas.microsoft.com/office/word/2020/wordml/sdtdatahash" xmlns:w16sdtfl="http://schemas.microsoft.com/office/word/2024/wordml/sdtformatlock" xmlns:w16se="http://schemas.microsoft.com/office/word/2015/wordml/symex" xmlns:w16du="http://schemas.microsoft.com/office/word/2023/wordml/word16du" xmlns:wne="http://schemas.microsoft.com/office/word/2006/wordml" mc:Ignorable="w14 w15 w16se w16cid w16 w16cex w16sdtdh w16sdtfl w16du wp14">
   <w:body>
     <w:p>
       <w:r>
@@ -13523,6 +13523,7 @@
                 <w:b/>
                 <w:sz w:val="18"/>
               </w:rPr>
+              <w:lastRenderedPageBreak/>
               <w:t>Industry standards that informed the approach (≥3) [ICTCLD401 KE 1] · [ICTCLD502 KE 1]</w:t>
             </w:r>
           </w:p>
@@ -13884,6 +13885,94 @@
       </w:tr>
     </w:tbl>
     <w:p/>
+    <w:p>
+      <w:pPr>
+        <w:pStyle w:val="Heading1"/>
+      </w:pPr>
+      <w:r>
+        <w:t>Appendix 3 — Supporting Research</w:t>
+      </w:r>
+    </w:p>
+    <w:p>
+      <w:r>
+        <w:rPr>
+          <w:i/>
+          <w:color w:val="6B6660"/>
+          <w:sz w:val="19"/>
+        </w:rPr>
+        <w:t>Attach or link the supporting research: pricing-calculator exports for the Appendix 1 figures, industry-environment sources cited in §3 (with access dates), and any other supporting material.</w:t>
+      </w:r>
+    </w:p>
+    <w:p>
+      <w:pPr>
+        <w:rPr>
+          <w:i/>
+          <w:color w:val="6B6660"/>
+        </w:rPr>
+      </w:pPr>
+      <w:r>
+        <w:rPr>
+          <w:i/>
+          <w:color w:val="6B6660"/>
+        </w:rPr>
+        <w:t>[ Supporting research]</w:t>
+      </w:r>
+    </w:p>
+    <w:p>
+      <w:pPr>
+        <w:pStyle w:val="Heading1"/>
+      </w:pPr>
+      <w:r>
+        <w:t>Appendix 4 — Feedback Record</w:t>
+      </w:r>
+    </w:p>
+    <w:p>
+      <w:r>
+        <w:rPr>
+          <w:i/>
+          <w:color w:val="6B6660"/>
+          <w:sz w:val="19"/>
+        </w:rPr>
+        <w:t>Attach the completed YAT feedback record document completed during / after your presentation</w:t>
+      </w:r>
+    </w:p>
+    <w:p>
+      <w:r>
+        <w:rPr>
+          <w:i/>
+          <w:color w:val="6B6660"/>
+        </w:rPr>
+        <w:t xml:space="preserve">[ Feedback </w:t>
+      </w:r>
+      <w:r>
+        <w:rPr>
+          <w:i/>
+          <w:color w:val="6B6660"/>
+        </w:rPr>
+        <w:t>r</w:t>
+      </w:r>
+      <w:r>
+        <w:rPr>
+          <w:i/>
+          <w:color w:val="6B6660"/>
+        </w:rPr>
+        <w:t>ecor</w:t>
+      </w:r>
+      <w:r>
+        <w:rPr>
+          <w:i/>
+          <w:color w:val="6B6660"/>
+        </w:rPr>
+        <w:t>d</w:t>
+      </w:r>
+      <w:r>
+        <w:rPr>
+          <w:i/>
+          <w:color w:val="6B6660"/>
+        </w:rPr>
+        <w:t>]</w:t>
+      </w:r>
+    </w:p>
     <w:sectPr>
       <w:headerReference w:type="default" r:id="rId14"/>
       <w:footerReference w:type="default" r:id="rId15"/>
@@ -13897,7 +13986,7 @@
 </file>
 
 <file path=word/endnotes.xml><?xml version="1.0" encoding="utf-8"?>
-<w:endnotes xmlns:wpc="http://schemas.microsoft.com/office/word/2010/wordprocessingCanvas" xmlns:cx="http://schemas.microsoft.com/office/drawing/2014/chartex" xmlns:cx1="http://schemas.microsoft.com/office/drawing/2015/9/8/chartex" xmlns:cx2="http://schemas.microsoft.com/office/drawing/2015/10/21/chartex" xmlns:cx3="http://schemas.microsoft.com/office/drawing/2016/5/9/chartex" xmlns:cx4="http://schemas.microsoft.com/office/drawing/2016/5/10/chartex" xmlns:cx5="http://schemas.microsoft.com/office/drawing/2016/5/11/chartex" xmlns:cx6="http://schemas.microsoft.com/office/drawing/2016/5/12/chartex" xmlns:cx7="http://schemas.microsoft.com/office/drawing/2016/5/13/chartex" xmlns:cx8="http://schemas.microsoft.com/office/drawing/2016/5/14/chartex" xmlns:mc="http://schemas.openxmlformats.org/markup-compatibility/2006" xmlns:aink="http://schemas.microsoft.com/office/drawing/2016/ink" xmlns:am3d="http://schemas.microsoft.com/office/drawing/2017/model3d" xmlns:o="urn:schemas-microsoft-com:office:office" xmlns:oel="http://schemas.microsoft.com/office/2019/extlst" xmlns:r="http://schemas.openxmlformats.org/officeDocument/2006/relationships" xmlns:m="http://schemas.openxmlformats.org/officeDocument/2006/math" xmlns:v="urn:schemas-microsoft-com:vml" xmlns:wp14="http://schemas.microsoft.com/office/word/2010/wordprocessingDrawing" xmlns:wp="http://schemas.openxmlformats.org/drawingml/2006/wordprocessingDrawing" xmlns:w10="urn:schemas-microsoft-com:office:word" xmlns:w="http://schemas.openxmlformats.org/wordprocessingml/2006/main" xmlns:w14="http://schemas.microsoft.com/office/word/2010/wordml" xmlns:w15="http://schemas.microsoft.com/office/word/2012/wordml" xmlns:w16cex="http://schemas.microsoft.com/office/word/2018/wordml/cex" xmlns:w16cid="http://schemas.microsoft.com/office/word/2016/wordml/cid" xmlns:w16="http://schemas.microsoft.com/office/word/2018/wordml" xmlns:w16du="http://schemas.microsoft.com/office/word/2023/wordml/word16du" xmlns:w16sdtdh="http://schemas.microsoft.com/office/word/2020/wordml/sdtdatahash" xmlns:w16sdtfl="http://schemas.microsoft.com/office/word/2024/wordml/sdtformatlock" xmlns:w16se="http://schemas.microsoft.com/office/word/2015/wordml/symex" xmlns:wpg="http://schemas.microsoft.com/office/word/2010/wordprocessingGroup" xmlns:wpi="http://schemas.microsoft.com/office/word/2010/wordprocessingInk" xmlns:wne="http://schemas.microsoft.com/office/word/2006/wordml" xmlns:wps="http://schemas.microsoft.com/office/word/2010/wordprocessingShape" mc:Ignorable="w14 w15 w16se w16cid w16 w16cex w16sdtdh w16sdtfl w16du wp14">
+<w:endnotes xmlns:wpc="http://schemas.microsoft.com/office/word/2010/wordprocessingCanvas" xmlns:cx="http://schemas.microsoft.com/office/drawing/2014/chartex" xmlns:cx1="http://schemas.microsoft.com/office/drawing/2015/9/8/chartex" xmlns:cx2="http://schemas.microsoft.com/office/drawing/2015/10/21/chartex" xmlns:cx3="http://schemas.microsoft.com/office/drawing/2016/5/9/chartex" xmlns:cx4="http://schemas.microsoft.com/office/drawing/2016/5/10/chartex" xmlns:cx5="http://schemas.microsoft.com/office/drawing/2016/5/11/chartex" xmlns:cx6="http://schemas.microsoft.com/office/drawing/2016/5/12/chartex" xmlns:cx7="http://schemas.microsoft.com/office/drawing/2016/5/13/chartex" xmlns:cx8="http://schemas.microsoft.com/office/drawing/2016/5/14/chartex" xmlns:mc="http://schemas.openxmlformats.org/markup-compatibility/2006" xmlns:m="http://schemas.openxmlformats.org/officeDocument/2006/math" xmlns:aink="http://schemas.microsoft.com/office/drawing/2016/ink" xmlns:am3d="http://schemas.microsoft.com/office/drawing/2017/model3d" xmlns:oel="http://schemas.microsoft.com/office/2019/extlst" xmlns:r="http://schemas.openxmlformats.org/officeDocument/2006/relationships" xmlns:wp14="http://schemas.microsoft.com/office/word/2010/wordprocessingDrawing" xmlns:wp="http://schemas.openxmlformats.org/drawingml/2006/wordprocessingDrawing" xmlns:wpg="http://schemas.microsoft.com/office/word/2010/wordprocessingGroup" xmlns:wpi="http://schemas.microsoft.com/office/word/2010/wordprocessingInk" xmlns:wps="http://schemas.microsoft.com/office/word/2010/wordprocessingShape" xmlns:o="urn:schemas-microsoft-com:office:office" xmlns:v="urn:schemas-microsoft-com:vml" xmlns:w10="urn:schemas-microsoft-com:office:word" xmlns:w="http://schemas.openxmlformats.org/wordprocessingml/2006/main" xmlns:w14="http://schemas.microsoft.com/office/word/2010/wordml" xmlns:w15="http://schemas.microsoft.com/office/word/2012/wordml" xmlns:w16cex="http://schemas.microsoft.com/office/word/2018/wordml/cex" xmlns:w16cid="http://schemas.microsoft.com/office/word/2016/wordml/cid" xmlns:w16="http://schemas.microsoft.com/office/word/2018/wordml" xmlns:w16sdtdh="http://schemas.microsoft.com/office/word/2020/wordml/sdtdatahash" xmlns:w16sdtfl="http://schemas.microsoft.com/office/word/2024/wordml/sdtformatlock" xmlns:w16se="http://schemas.microsoft.com/office/word/2015/wordml/symex" xmlns:w16du="http://schemas.microsoft.com/office/word/2023/wordml/word16du" xmlns:wne="http://schemas.microsoft.com/office/word/2006/wordml" mc:Ignorable="w14 w15 w16se w16cid w16 w16cex w16sdtdh w16sdtfl w16du wp14">
   <w:endnote w:type="separator" w:id="-1">
     <w:p>
       <w:pPr>
@@ -13922,7 +14011,7 @@
 </file>
 
 <file path=word/footer1.xml><?xml version="1.0" encoding="utf-8"?>
-<w:ftr xmlns:wpc="http://schemas.microsoft.com/office/word/2010/wordprocessingCanvas" xmlns:cx="http://schemas.microsoft.com/office/drawing/2014/chartex" xmlns:cx1="http://schemas.microsoft.com/office/drawing/2015/9/8/chartex" xmlns:cx2="http://schemas.microsoft.com/office/drawing/2015/10/21/chartex" xmlns:cx3="http://schemas.microsoft.com/office/drawing/2016/5/9/chartex" xmlns:cx4="http://schemas.microsoft.com/office/drawing/2016/5/10/chartex" xmlns:cx5="http://schemas.microsoft.com/office/drawing/2016/5/11/chartex" xmlns:cx6="http://schemas.microsoft.com/office/drawing/2016/5/12/chartex" xmlns:cx7="http://schemas.microsoft.com/office/drawing/2016/5/13/chartex" xmlns:cx8="http://schemas.microsoft.com/office/drawing/2016/5/14/chartex" xmlns:mc="http://schemas.openxmlformats.org/markup-compatibility/2006" xmlns:aink="http://schemas.microsoft.com/office/drawing/2016/ink" xmlns:am3d="http://schemas.microsoft.com/office/drawing/2017/model3d" xmlns:o="urn:schemas-microsoft-com:office:office" xmlns:oel="http://schemas.microsoft.com/office/2019/extlst" xmlns:r="http://schemas.openxmlformats.org/officeDocument/2006/relationships" xmlns:m="http://schemas.openxmlformats.org/officeDocument/2006/math" xmlns:v="urn:schemas-microsoft-com:vml" xmlns:wp14="http://schemas.microsoft.com/office/word/2010/wordprocessingDrawing" xmlns:wp="http://schemas.openxmlformats.org/drawingml/2006/wordprocessingDrawing" xmlns:w10="urn:schemas-microsoft-com:office:word" xmlns:w="http://schemas.openxmlformats.org/wordprocessingml/2006/main" xmlns:w14="http://schemas.microsoft.com/office/word/2010/wordml" xmlns:w15="http://schemas.microsoft.com/office/word/2012/wordml" xmlns:w16cex="http://schemas.microsoft.com/office/word/2018/wordml/cex" xmlns:w16cid="http://schemas.microsoft.com/office/word/2016/wordml/cid" xmlns:w16="http://schemas.microsoft.com/office/word/2018/wordml" xmlns:w16du="http://schemas.microsoft.com/office/word/2023/wordml/word16du" xmlns:w16sdtdh="http://schemas.microsoft.com/office/word/2020/wordml/sdtdatahash" xmlns:w16sdtfl="http://schemas.microsoft.com/office/word/2024/wordml/sdtformatlock" xmlns:w16se="http://schemas.microsoft.com/office/word/2015/wordml/symex" xmlns:wpg="http://schemas.microsoft.com/office/word/2010/wordprocessingGroup" xmlns:wpi="http://schemas.microsoft.com/office/word/2010/wordprocessingInk" xmlns:wne="http://schemas.microsoft.com/office/word/2006/wordml" xmlns:wps="http://schemas.microsoft.com/office/word/2010/wordprocessingShape" mc:Ignorable="w14 w15 w16se w16cid w16 w16cex w16sdtdh w16sdtfl w16du wp14">
+<w:ftr xmlns:wpc="http://schemas.microsoft.com/office/word/2010/wordprocessingCanvas" xmlns:cx="http://schemas.microsoft.com/office/drawing/2014/chartex" xmlns:cx1="http://schemas.microsoft.com/office/drawing/2015/9/8/chartex" xmlns:cx2="http://schemas.microsoft.com/office/drawing/2015/10/21/chartex" xmlns:cx3="http://schemas.microsoft.com/office/drawing/2016/5/9/chartex" xmlns:cx4="http://schemas.microsoft.com/office/drawing/2016/5/10/chartex" xmlns:cx5="http://schemas.microsoft.com/office/drawing/2016/5/11/chartex" xmlns:cx6="http://schemas.microsoft.com/office/drawing/2016/5/12/chartex" xmlns:cx7="http://schemas.microsoft.com/office/drawing/2016/5/13/chartex" xmlns:cx8="http://schemas.microsoft.com/office/drawing/2016/5/14/chartex" xmlns:mc="http://schemas.openxmlformats.org/markup-compatibility/2006" xmlns:m="http://schemas.openxmlformats.org/officeDocument/2006/math" xmlns:aink="http://schemas.microsoft.com/office/drawing/2016/ink" xmlns:am3d="http://schemas.microsoft.com/office/drawing/2017/model3d" xmlns:oel="http://schemas.microsoft.com/office/2019/extlst" xmlns:r="http://schemas.openxmlformats.org/officeDocument/2006/relationships" xmlns:wp14="http://schemas.microsoft.com/office/word/2010/wordprocessingDrawing" xmlns:wp="http://schemas.openxmlformats.org/drawingml/2006/wordprocessingDrawing" xmlns:wpg="http://schemas.microsoft.com/office/word/2010/wordprocessingGroup" xmlns:wpi="http://schemas.microsoft.com/office/word/2010/wordprocessingInk" xmlns:wps="http://schemas.microsoft.com/office/word/2010/wordprocessingShape" xmlns:o="urn:schemas-microsoft-com:office:office" xmlns:v="urn:schemas-microsoft-com:vml" xmlns:w10="urn:schemas-microsoft-com:office:word" xmlns:w="http://schemas.openxmlformats.org/wordprocessingml/2006/main" xmlns:w14="http://schemas.microsoft.com/office/word/2010/wordml" xmlns:w15="http://schemas.microsoft.com/office/word/2012/wordml" xmlns:w16cex="http://schemas.microsoft.com/office/word/2018/wordml/cex" xmlns:w16cid="http://schemas.microsoft.com/office/word/2016/wordml/cid" xmlns:w16="http://schemas.microsoft.com/office/word/2018/wordml" xmlns:w16sdtdh="http://schemas.microsoft.com/office/word/2020/wordml/sdtdatahash" xmlns:w16sdtfl="http://schemas.microsoft.com/office/word/2024/wordml/sdtformatlock" xmlns:w16se="http://schemas.microsoft.com/office/word/2015/wordml/symex" xmlns:w16du="http://schemas.microsoft.com/office/word/2023/wordml/word16du" xmlns:wne="http://schemas.microsoft.com/office/word/2006/wordml" mc:Ignorable="w14 w15 w16se w16cid w16 w16cex w16sdtdh w16sdtfl w16du wp14">
   <w:p>
     <w:pPr>
       <w:pStyle w:val="Footer"/>
@@ -14000,7 +14089,7 @@
 </file>
 
 <file path=word/footer2.xml><?xml version="1.0" encoding="utf-8"?>
-<w:ftr xmlns:wpc="http://schemas.microsoft.com/office/word/2010/wordprocessingCanvas" xmlns:cx="http://schemas.microsoft.com/office/drawing/2014/chartex" xmlns:cx1="http://schemas.microsoft.com/office/drawing/2015/9/8/chartex" xmlns:cx2="http://schemas.microsoft.com/office/drawing/2015/10/21/chartex" xmlns:cx3="http://schemas.microsoft.com/office/drawing/2016/5/9/chartex" xmlns:cx4="http://schemas.microsoft.com/office/drawing/2016/5/10/chartex" xmlns:cx5="http://schemas.microsoft.com/office/drawing/2016/5/11/chartex" xmlns:cx6="http://schemas.microsoft.com/office/drawing/2016/5/12/chartex" xmlns:cx7="http://schemas.microsoft.com/office/drawing/2016/5/13/chartex" xmlns:cx8="http://schemas.microsoft.com/office/drawing/2016/5/14/chartex" xmlns:mc="http://schemas.openxmlformats.org/markup-compatibility/2006" xmlns:aink="http://schemas.microsoft.com/office/drawing/2016/ink" xmlns:am3d="http://schemas.microsoft.com/office/drawing/2017/model3d" xmlns:o="urn:schemas-microsoft-com:office:office" xmlns:oel="http://schemas.microsoft.com/office/2019/extlst" xmlns:r="http://schemas.openxmlformats.org/officeDocument/2006/relationships" xmlns:m="http://schemas.openxmlformats.org/officeDocument/2006/math" xmlns:v="urn:schemas-microsoft-com:vml" xmlns:wp14="http://schemas.microsoft.com/office/word/2010/wordprocessingDrawing" xmlns:wp="http://schemas.openxmlformats.org/drawingml/2006/wordprocessingDrawing" xmlns:w10="urn:schemas-microsoft-com:office:word" xmlns:w="http://schemas.openxmlformats.org/wordprocessingml/2006/main" xmlns:w14="http://schemas.microsoft.com/office/word/2010/wordml" xmlns:w15="http://schemas.microsoft.com/office/word/2012/wordml" xmlns:w16cex="http://schemas.microsoft.com/office/word/2018/wordml/cex" xmlns:w16cid="http://schemas.microsoft.com/office/word/2016/wordml/cid" xmlns:w16="http://schemas.microsoft.com/office/word/2018/wordml" xmlns:w16du="http://schemas.microsoft.com/office/word/2023/wordml/word16du" xmlns:w16sdtdh="http://schemas.microsoft.com/office/word/2020/wordml/sdtdatahash" xmlns:w16sdtfl="http://schemas.microsoft.com/office/word/2024/wordml/sdtformatlock" xmlns:w16se="http://schemas.microsoft.com/office/word/2015/wordml/symex" xmlns:wpg="http://schemas.microsoft.com/office/word/2010/wordprocessingGroup" xmlns:wpi="http://schemas.microsoft.com/office/word/2010/wordprocessingInk" xmlns:wne="http://schemas.microsoft.com/office/word/2006/wordml" xmlns:wps="http://schemas.microsoft.com/office/word/2010/wordprocessingShape" mc:Ignorable="w14 w15 w16se w16cid w16 w16cex w16sdtdh w16sdtfl w16du wp14">
+<w:ftr xmlns:wpc="http://schemas.microsoft.com/office/word/2010/wordprocessingCanvas" xmlns:cx="http://schemas.microsoft.com/office/drawing/2014/chartex" xmlns:cx1="http://schemas.microsoft.com/office/drawing/2015/9/8/chartex" xmlns:cx2="http://schemas.microsoft.com/office/drawing/2015/10/21/chartex" xmlns:cx3="http://schemas.microsoft.com/office/drawing/2016/5/9/chartex" xmlns:cx4="http://schemas.microsoft.com/office/drawing/2016/5/10/chartex" xmlns:cx5="http://schemas.microsoft.com/office/drawing/2016/5/11/chartex" xmlns:cx6="http://schemas.microsoft.com/office/drawing/2016/5/12/chartex" xmlns:cx7="http://schemas.microsoft.com/office/drawing/2016/5/13/chartex" xmlns:cx8="http://schemas.microsoft.com/office/drawing/2016/5/14/chartex" xmlns:mc="http://schemas.openxmlformats.org/markup-compatibility/2006" xmlns:m="http://schemas.openxmlformats.org/officeDocument/2006/math" xmlns:aink="http://schemas.microsoft.com/office/drawing/2016/ink" xmlns:am3d="http://schemas.microsoft.com/office/drawing/2017/model3d" xmlns:oel="http://schemas.microsoft.com/office/2019/extlst" xmlns:r="http://schemas.openxmlformats.org/officeDocument/2006/relationships" xmlns:wp14="http://schemas.microsoft.com/office/word/2010/wordprocessingDrawing" xmlns:wp="http://schemas.openxmlformats.org/drawingml/2006/wordprocessingDrawing" xmlns:wpg="http://schemas.microsoft.com/office/word/2010/wordprocessingGroup" xmlns:wpi="http://schemas.microsoft.com/office/word/2010/wordprocessingInk" xmlns:wps="http://schemas.microsoft.com/office/word/2010/wordprocessingShape" xmlns:o="urn:schemas-microsoft-com:office:office" xmlns:v="urn:schemas-microsoft-com:vml" xmlns:w10="urn:schemas-microsoft-com:office:word" xmlns:w="http://schemas.openxmlformats.org/wordprocessingml/2006/main" xmlns:w14="http://schemas.microsoft.com/office/word/2010/wordml" xmlns:w15="http://schemas.microsoft.com/office/word/2012/wordml" xmlns:w16cex="http://schemas.microsoft.com/office/word/2018/wordml/cex" xmlns:w16cid="http://schemas.microsoft.com/office/word/2016/wordml/cid" xmlns:w16="http://schemas.microsoft.com/office/word/2018/wordml" xmlns:w16sdtdh="http://schemas.microsoft.com/office/word/2020/wordml/sdtdatahash" xmlns:w16sdtfl="http://schemas.microsoft.com/office/word/2024/wordml/sdtformatlock" xmlns:w16se="http://schemas.microsoft.com/office/word/2015/wordml/symex" xmlns:w16du="http://schemas.microsoft.com/office/word/2023/wordml/word16du" xmlns:wne="http://schemas.microsoft.com/office/word/2006/wordml" mc:Ignorable="w14 w15 w16se w16cid w16 w16cex w16sdtdh w16sdtfl w16du wp14">
   <w:p>
     <w:pPr>
       <w:pStyle w:val="Footer"/>
@@ -14078,7 +14167,7 @@
 </file>
 
 <file path=word/footer3.xml><?xml version="1.0" encoding="utf-8"?>
-<w:ftr xmlns:wpc="http://schemas.microsoft.com/office/word/2010/wordprocessingCanvas" xmlns:cx="http://schemas.microsoft.com/office/drawing/2014/chartex" xmlns:cx1="http://schemas.microsoft.com/office/drawing/2015/9/8/chartex" xmlns:cx2="http://schemas.microsoft.com/office/drawing/2015/10/21/chartex" xmlns:cx3="http://schemas.microsoft.com/office/drawing/2016/5/9/chartex" xmlns:cx4="http://schemas.microsoft.com/office/drawing/2016/5/10/chartex" xmlns:cx5="http://schemas.microsoft.com/office/drawing/2016/5/11/chartex" xmlns:cx6="http://schemas.microsoft.com/office/drawing/2016/5/12/chartex" xmlns:cx7="http://schemas.microsoft.com/office/drawing/2016/5/13/chartex" xmlns:cx8="http://schemas.microsoft.com/office/drawing/2016/5/14/chartex" xmlns:mc="http://schemas.openxmlformats.org/markup-compatibility/2006" xmlns:aink="http://schemas.microsoft.com/office/drawing/2016/ink" xmlns:am3d="http://schemas.microsoft.com/office/drawing/2017/model3d" xmlns:o="urn:schemas-microsoft-com:office:office" xmlns:oel="http://schemas.microsoft.com/office/2019/extlst" xmlns:r="http://schemas.openxmlformats.org/officeDocument/2006/relationships" xmlns:m="http://schemas.openxmlformats.org/officeDocument/2006/math" xmlns:v="urn:schemas-microsoft-com:vml" xmlns:wp14="http://schemas.microsoft.com/office/word/2010/wordprocessingDrawing" xmlns:wp="http://schemas.openxmlformats.org/drawingml/2006/wordprocessingDrawing" xmlns:w10="urn:schemas-microsoft-com:office:word" xmlns:w="http://schemas.openxmlformats.org/wordprocessingml/2006/main" xmlns:w14="http://schemas.microsoft.com/office/word/2010/wordml" xmlns:w15="http://schemas.microsoft.com/office/word/2012/wordml" xmlns:w16cex="http://schemas.microsoft.com/office/word/2018/wordml/cex" xmlns:w16cid="http://schemas.microsoft.com/office/word/2016/wordml/cid" xmlns:w16="http://schemas.microsoft.com/office/word/2018/wordml" xmlns:w16du="http://schemas.microsoft.com/office/word/2023/wordml/word16du" xmlns:w16sdtdh="http://schemas.microsoft.com/office/word/2020/wordml/sdtdatahash" xmlns:w16sdtfl="http://schemas.microsoft.com/office/word/2024/wordml/sdtformatlock" xmlns:w16se="http://schemas.microsoft.com/office/word/2015/wordml/symex" xmlns:wpg="http://schemas.microsoft.com/office/word/2010/wordprocessingGroup" xmlns:wpi="http://schemas.microsoft.com/office/word/2010/wordprocessingInk" xmlns:wne="http://schemas.microsoft.com/office/word/2006/wordml" xmlns:wps="http://schemas.microsoft.com/office/word/2010/wordprocessingShape" mc:Ignorable="w14 w15 w16se w16cid w16 w16cex w16sdtdh w16sdtfl w16du wp14">
+<w:ftr xmlns:wpc="http://schemas.microsoft.com/office/word/2010/wordprocessingCanvas" xmlns:cx="http://schemas.microsoft.com/office/drawing/2014/chartex" xmlns:cx1="http://schemas.microsoft.com/office/drawing/2015/9/8/chartex" xmlns:cx2="http://schemas.microsoft.com/office/drawing/2015/10/21/chartex" xmlns:cx3="http://schemas.microsoft.com/office/drawing/2016/5/9/chartex" xmlns:cx4="http://schemas.microsoft.com/office/drawing/2016/5/10/chartex" xmlns:cx5="http://schemas.microsoft.com/office/drawing/2016/5/11/chartex" xmlns:cx6="http://schemas.microsoft.com/office/drawing/2016/5/12/chartex" xmlns:cx7="http://schemas.microsoft.com/office/drawing/2016/5/13/chartex" xmlns:cx8="http://schemas.microsoft.com/office/drawing/2016/5/14/chartex" xmlns:mc="http://schemas.openxmlformats.org/markup-compatibility/2006" xmlns:m="http://schemas.openxmlformats.org/officeDocument/2006/math" xmlns:aink="http://schemas.microsoft.com/office/drawing/2016/ink" xmlns:am3d="http://schemas.microsoft.com/office/drawing/2017/model3d" xmlns:oel="http://schemas.microsoft.com/office/2019/extlst" xmlns:r="http://schemas.openxmlformats.org/officeDocument/2006/relationships" xmlns:wp14="http://schemas.microsoft.com/office/word/2010/wordprocessingDrawing" xmlns:wp="http://schemas.openxmlformats.org/drawingml/2006/wordprocessingDrawing" xmlns:wpg="http://schemas.microsoft.com/office/word/2010/wordprocessingGroup" xmlns:wpi="http://schemas.microsoft.com/office/word/2010/wordprocessingInk" xmlns:wps="http://schemas.microsoft.com/office/word/2010/wordprocessingShape" xmlns:o="urn:schemas-microsoft-com:office:office" xmlns:v="urn:schemas-microsoft-com:vml" xmlns:w10="urn:schemas-microsoft-com:office:word" xmlns:w="http://schemas.openxmlformats.org/wordprocessingml/2006/main" xmlns:w14="http://schemas.microsoft.com/office/word/2010/wordml" xmlns:w15="http://schemas.microsoft.com/office/word/2012/wordml" xmlns:w16cex="http://schemas.microsoft.com/office/word/2018/wordml/cex" xmlns:w16cid="http://schemas.microsoft.com/office/word/2016/wordml/cid" xmlns:w16="http://schemas.microsoft.com/office/word/2018/wordml" xmlns:w16sdtdh="http://schemas.microsoft.com/office/word/2020/wordml/sdtdatahash" xmlns:w16sdtfl="http://schemas.microsoft.com/office/word/2024/wordml/sdtformatlock" xmlns:w16se="http://schemas.microsoft.com/office/word/2015/wordml/symex" xmlns:w16du="http://schemas.microsoft.com/office/word/2023/wordml/word16du" xmlns:wne="http://schemas.microsoft.com/office/word/2006/wordml" mc:Ignorable="w14 w15 w16se w16cid w16 w16cex w16sdtdh w16sdtfl w16du wp14">
   <w:p>
     <w:pPr>
       <w:pStyle w:val="Footer"/>
@@ -14156,7 +14245,7 @@
 </file>
 
 <file path=word/footer4.xml><?xml version="1.0" encoding="utf-8"?>
-<w:ftr xmlns:wpc="http://schemas.microsoft.com/office/word/2010/wordprocessingCanvas" xmlns:cx="http://schemas.microsoft.com/office/drawing/2014/chartex" xmlns:cx1="http://schemas.microsoft.com/office/drawing/2015/9/8/chartex" xmlns:cx2="http://schemas.microsoft.com/office/drawing/2015/10/21/chartex" xmlns:cx3="http://schemas.microsoft.com/office/drawing/2016/5/9/chartex" xmlns:cx4="http://schemas.microsoft.com/office/drawing/2016/5/10/chartex" xmlns:cx5="http://schemas.microsoft.com/office/drawing/2016/5/11/chartex" xmlns:cx6="http://schemas.microsoft.com/office/drawing/2016/5/12/chartex" xmlns:cx7="http://schemas.microsoft.com/office/drawing/2016/5/13/chartex" xmlns:cx8="http://schemas.microsoft.com/office/drawing/2016/5/14/chartex" xmlns:mc="http://schemas.openxmlformats.org/markup-compatibility/2006" xmlns:aink="http://schemas.microsoft.com/office/drawing/2016/ink" xmlns:am3d="http://schemas.microsoft.com/office/drawing/2017/model3d" xmlns:o="urn:schemas-microsoft-com:office:office" xmlns:oel="http://schemas.microsoft.com/office/2019/extlst" xmlns:r="http://schemas.openxmlformats.org/officeDocument/2006/relationships" xmlns:m="http://schemas.openxmlformats.org/officeDocument/2006/math" xmlns:v="urn:schemas-microsoft-com:vml" xmlns:wp14="http://schemas.microsoft.com/office/word/2010/wordprocessingDrawing" xmlns:wp="http://schemas.openxmlformats.org/drawingml/2006/wordprocessingDrawing" xmlns:w10="urn:schemas-microsoft-com:office:word" xmlns:w="http://schemas.openxmlformats.org/wordprocessingml/2006/main" xmlns:w14="http://schemas.microsoft.com/office/word/2010/wordml" xmlns:w15="http://schemas.microsoft.com/office/word/2012/wordml" xmlns:w16cex="http://schemas.microsoft.com/office/word/2018/wordml/cex" xmlns:w16cid="http://schemas.microsoft.com/office/word/2016/wordml/cid" xmlns:w16="http://schemas.microsoft.com/office/word/2018/wordml" xmlns:w16du="http://schemas.microsoft.com/office/word/2023/wordml/word16du" xmlns:w16sdtdh="http://schemas.microsoft.com/office/word/2020/wordml/sdtdatahash" xmlns:w16sdtfl="http://schemas.microsoft.com/office/word/2024/wordml/sdtformatlock" xmlns:w16se="http://schemas.microsoft.com/office/word/2015/wordml/symex" xmlns:wpg="http://schemas.microsoft.com/office/word/2010/wordprocessingGroup" xmlns:wpi="http://schemas.microsoft.com/office/word/2010/wordprocessingInk" xmlns:wne="http://schemas.microsoft.com/office/word/2006/wordml" xmlns:wps="http://schemas.microsoft.com/office/word/2010/wordprocessingShape" mc:Ignorable="w14 w15 w16se w16cid w16 w16cex w16sdtdh w16sdtfl w16du wp14">
+<w:ftr xmlns:wpc="http://schemas.microsoft.com/office/word/2010/wordprocessingCanvas" xmlns:cx="http://schemas.microsoft.com/office/drawing/2014/chartex" xmlns:cx1="http://schemas.microsoft.com/office/drawing/2015/9/8/chartex" xmlns:cx2="http://schemas.microsoft.com/office/drawing/2015/10/21/chartex" xmlns:cx3="http://schemas.microsoft.com/office/drawing/2016/5/9/chartex" xmlns:cx4="http://schemas.microsoft.com/office/drawing/2016/5/10/chartex" xmlns:cx5="http://schemas.microsoft.com/office/drawing/2016/5/11/chartex" xmlns:cx6="http://schemas.microsoft.com/office/drawing/2016/5/12/chartex" xmlns:cx7="http://schemas.microsoft.com/office/drawing/2016/5/13/chartex" xmlns:cx8="http://schemas.microsoft.com/office/drawing/2016/5/14/chartex" xmlns:mc="http://schemas.openxmlformats.org/markup-compatibility/2006" xmlns:m="http://schemas.openxmlformats.org/officeDocument/2006/math" xmlns:aink="http://schemas.microsoft.com/office/drawing/2016/ink" xmlns:am3d="http://schemas.microsoft.com/office/drawing/2017/model3d" xmlns:oel="http://schemas.microsoft.com/office/2019/extlst" xmlns:r="http://schemas.openxmlformats.org/officeDocument/2006/relationships" xmlns:wp14="http://schemas.microsoft.com/office/word/2010/wordprocessingDrawing" xmlns:wp="http://schemas.openxmlformats.org/drawingml/2006/wordprocessingDrawing" xmlns:wpg="http://schemas.microsoft.com/office/word/2010/wordprocessingGroup" xmlns:wpi="http://schemas.microsoft.com/office/word/2010/wordprocessingInk" xmlns:wps="http://schemas.microsoft.com/office/word/2010/wordprocessingShape" xmlns:o="urn:schemas-microsoft-com:office:office" xmlns:v="urn:schemas-microsoft-com:vml" xmlns:w10="urn:schemas-microsoft-com:office:word" xmlns:w="http://schemas.openxmlformats.org/wordprocessingml/2006/main" xmlns:w14="http://schemas.microsoft.com/office/word/2010/wordml" xmlns:w15="http://schemas.microsoft.com/office/word/2012/wordml" xmlns:w16cex="http://schemas.microsoft.com/office/word/2018/wordml/cex" xmlns:w16cid="http://schemas.microsoft.com/office/word/2016/wordml/cid" xmlns:w16="http://schemas.microsoft.com/office/word/2018/wordml" xmlns:w16sdtdh="http://schemas.microsoft.com/office/word/2020/wordml/sdtdatahash" xmlns:w16sdtfl="http://schemas.microsoft.com/office/word/2024/wordml/sdtformatlock" xmlns:w16se="http://schemas.microsoft.com/office/word/2015/wordml/symex" xmlns:w16du="http://schemas.microsoft.com/office/word/2023/wordml/word16du" xmlns:wne="http://schemas.microsoft.com/office/word/2006/wordml" mc:Ignorable="w14 w15 w16se w16cid w16 w16cex w16sdtdh w16sdtfl w16du wp14">
   <w:p>
     <w:pPr>
       <w:pStyle w:val="Footer"/>
@@ -14234,7 +14323,7 @@
 </file>
 
 <file path=word/footnotes.xml><?xml version="1.0" encoding="utf-8"?>
-<w:footnotes xmlns:wpc="http://schemas.microsoft.com/office/word/2010/wordprocessingCanvas" xmlns:cx="http://schemas.microsoft.com/office/drawing/2014/chartex" xmlns:cx1="http://schemas.microsoft.com/office/drawing/2015/9/8/chartex" xmlns:cx2="http://schemas.microsoft.com/office/drawing/2015/10/21/chartex" xmlns:cx3="http://schemas.microsoft.com/office/drawing/2016/5/9/chartex" xmlns:cx4="http://schemas.microsoft.com/office/drawing/2016/5/10/chartex" xmlns:cx5="http://schemas.microsoft.com/office/drawing/2016/5/11/chartex" xmlns:cx6="http://schemas.microsoft.com/office/drawing/2016/5/12/chartex" xmlns:cx7="http://schemas.microsoft.com/office/drawing/2016/5/13/chartex" xmlns:cx8="http://schemas.microsoft.com/office/drawing/2016/5/14/chartex" xmlns:mc="http://schemas.openxmlformats.org/markup-compatibility/2006" xmlns:aink="http://schemas.microsoft.com/office/drawing/2016/ink" xmlns:am3d="http://schemas.microsoft.com/office/drawing/2017/model3d" xmlns:o="urn:schemas-microsoft-com:office:office" xmlns:oel="http://schemas.microsoft.com/office/2019/extlst" xmlns:r="http://schemas.openxmlformats.org/officeDocument/2006/relationships" xmlns:m="http://schemas.openxmlformats.org/officeDocument/2006/math" xmlns:v="urn:schemas-microsoft-com:vml" xmlns:wp14="http://schemas.microsoft.com/office/word/2010/wordprocessingDrawing" xmlns:wp="http://schemas.openxmlformats.org/drawingml/2006/wordprocessingDrawing" xmlns:w10="urn:schemas-microsoft-com:office:word" xmlns:w="http://schemas.openxmlformats.org/wordprocessingml/2006/main" xmlns:w14="http://schemas.microsoft.com/office/word/2010/wordml" xmlns:w15="http://schemas.microsoft.com/office/word/2012/wordml" xmlns:w16cex="http://schemas.microsoft.com/office/word/2018/wordml/cex" xmlns:w16cid="http://schemas.microsoft.com/office/word/2016/wordml/cid" xmlns:w16="http://schemas.microsoft.com/office/word/2018/wordml" xmlns:w16du="http://schemas.microsoft.com/office/word/2023/wordml/word16du" xmlns:w16sdtdh="http://schemas.microsoft.com/office/word/2020/wordml/sdtdatahash" xmlns:w16sdtfl="http://schemas.microsoft.com/office/word/2024/wordml/sdtformatlock" xmlns:w16se="http://schemas.microsoft.com/office/word/2015/wordml/symex" xmlns:wpg="http://schemas.microsoft.com/office/word/2010/wordprocessingGroup" xmlns:wpi="http://schemas.microsoft.com/office/word/2010/wordprocessingInk" xmlns:wne="http://schemas.microsoft.com/office/word/2006/wordml" xmlns:wps="http://schemas.microsoft.com/office/word/2010/wordprocessingShape" mc:Ignorable="w14 w15 w16se w16cid w16 w16cex w16sdtdh w16sdtfl w16du wp14">
+<w:footnotes xmlns:wpc="http://schemas.microsoft.com/office/word/2010/wordprocessingCanvas" xmlns:cx="http://schemas.microsoft.com/office/drawing/2014/chartex" xmlns:cx1="http://schemas.microsoft.com/office/drawing/2015/9/8/chartex" xmlns:cx2="http://schemas.microsoft.com/office/drawing/2015/10/21/chartex" xmlns:cx3="http://schemas.microsoft.com/office/drawing/2016/5/9/chartex" xmlns:cx4="http://schemas.microsoft.com/office/drawing/2016/5/10/chartex" xmlns:cx5="http://schemas.microsoft.com/office/drawing/2016/5/11/chartex" xmlns:cx6="http://schemas.microsoft.com/office/drawing/2016/5/12/chartex" xmlns:cx7="http://schemas.microsoft.com/office/drawing/2016/5/13/chartex" xmlns:cx8="http://schemas.microsoft.com/office/drawing/2016/5/14/chartex" xmlns:mc="http://schemas.openxmlformats.org/markup-compatibility/2006" xmlns:m="http://schemas.openxmlformats.org/officeDocument/2006/math" xmlns:aink="http://schemas.microsoft.com/office/drawing/2016/ink" xmlns:am3d="http://schemas.microsoft.com/office/drawing/2017/model3d" xmlns:oel="http://schemas.microsoft.com/office/2019/extlst" xmlns:r="http://schemas.openxmlformats.org/officeDocument/2006/relationships" xmlns:wp14="http://schemas.microsoft.com/office/word/2010/wordprocessingDrawing" xmlns:wp="http://schemas.openxmlformats.org/drawingml/2006/wordprocessingDrawing" xmlns:wpg="http://schemas.microsoft.com/office/word/2010/wordprocessingGroup" xmlns:wpi="http://schemas.microsoft.com/office/word/2010/wordprocessingInk" xmlns:wps="http://schemas.microsoft.com/office/word/2010/wordprocessingShape" xmlns:o="urn:schemas-microsoft-com:office:office" xmlns:v="urn:schemas-microsoft-com:vml" xmlns:w10="urn:schemas-microsoft-com:office:word" xmlns:w="http://schemas.openxmlformats.org/wordprocessingml/2006/main" xmlns:w14="http://schemas.microsoft.com/office/word/2010/wordml" xmlns:w15="http://schemas.microsoft.com/office/word/2012/wordml" xmlns:w16cex="http://schemas.microsoft.com/office/word/2018/wordml/cex" xmlns:w16cid="http://schemas.microsoft.com/office/word/2016/wordml/cid" xmlns:w16="http://schemas.microsoft.com/office/word/2018/wordml" xmlns:w16sdtdh="http://schemas.microsoft.com/office/word/2020/wordml/sdtdatahash" xmlns:w16sdtfl="http://schemas.microsoft.com/office/word/2024/wordml/sdtformatlock" xmlns:w16se="http://schemas.microsoft.com/office/word/2015/wordml/symex" xmlns:w16du="http://schemas.microsoft.com/office/word/2023/wordml/word16du" xmlns:wne="http://schemas.microsoft.com/office/word/2006/wordml" mc:Ignorable="w14 w15 w16se w16cid w16 w16cex w16sdtdh w16sdtfl w16du wp14">
   <w:footnote w:type="separator" w:id="-1">
     <w:p>
       <w:pPr>
@@ -14259,7 +14348,7 @@
 </file>
 
 <file path=word/header1.xml><?xml version="1.0" encoding="utf-8"?>
-<w:hdr xmlns:wpc="http://schemas.microsoft.com/office/word/2010/wordprocessingCanvas" xmlns:cx="http://schemas.microsoft.com/office/drawing/2014/chartex" xmlns:cx1="http://schemas.microsoft.com/office/drawing/2015/9/8/chartex" xmlns:cx2="http://schemas.microsoft.com/office/drawing/2015/10/21/chartex" xmlns:cx3="http://schemas.microsoft.com/office/drawing/2016/5/9/chartex" xmlns:cx4="http://schemas.microsoft.com/office/drawing/2016/5/10/chartex" xmlns:cx5="http://schemas.microsoft.com/office/drawing/2016/5/11/chartex" xmlns:cx6="http://schemas.microsoft.com/office/drawing/2016/5/12/chartex" xmlns:cx7="http://schemas.microsoft.com/office/drawing/2016/5/13/chartex" xmlns:cx8="http://schemas.microsoft.com/office/drawing/2016/5/14/chartex" xmlns:mc="http://schemas.openxmlformats.org/markup-compatibility/2006" xmlns:aink="http://schemas.microsoft.com/office/drawing/2016/ink" xmlns:am3d="http://schemas.microsoft.com/office/drawing/2017/model3d" xmlns:o="urn:schemas-microsoft-com:office:office" xmlns:oel="http://schemas.microsoft.com/office/2019/extlst" xmlns:r="http://schemas.openxmlformats.org/officeDocument/2006/relationships" xmlns:m="http://schemas.openxmlformats.org/officeDocument/2006/math" xmlns:v="urn:schemas-microsoft-com:vml" xmlns:wp14="http://schemas.microsoft.com/office/word/2010/wordprocessingDrawing" xmlns:wp="http://schemas.openxmlformats.org/drawingml/2006/wordprocessingDrawing" xmlns:w10="urn:schemas-microsoft-com:office:word" xmlns:w="http://schemas.openxmlformats.org/wordprocessingml/2006/main" xmlns:w14="http://schemas.microsoft.com/office/word/2010/wordml" xmlns:w15="http://schemas.microsoft.com/office/word/2012/wordml" xmlns:w16cex="http://schemas.microsoft.com/office/word/2018/wordml/cex" xmlns:w16cid="http://schemas.microsoft.com/office/word/2016/wordml/cid" xmlns:w16="http://schemas.microsoft.com/office/word/2018/wordml" xmlns:w16du="http://schemas.microsoft.com/office/word/2023/wordml/word16du" xmlns:w16sdtdh="http://schemas.microsoft.com/office/word/2020/wordml/sdtdatahash" xmlns:w16sdtfl="http://schemas.microsoft.com/office/word/2024/wordml/sdtformatlock" xmlns:w16se="http://schemas.microsoft.com/office/word/2015/wordml/symex" xmlns:wpg="http://schemas.microsoft.com/office/word/2010/wordprocessingGroup" xmlns:wpi="http://schemas.microsoft.com/office/word/2010/wordprocessingInk" xmlns:wne="http://schemas.microsoft.com/office/word/2006/wordml" xmlns:wps="http://schemas.microsoft.com/office/word/2010/wordprocessingShape" mc:Ignorable="w14 w15 w16se w16cid w16 w16cex w16sdtdh w16sdtfl w16du wp14">
+<w:hdr xmlns:wpc="http://schemas.microsoft.com/office/word/2010/wordprocessingCanvas" xmlns:cx="http://schemas.microsoft.com/office/drawing/2014/chartex" xmlns:cx1="http://schemas.microsoft.com/office/drawing/2015/9/8/chartex" xmlns:cx2="http://schemas.microsoft.com/office/drawing/2015/10/21/chartex" xmlns:cx3="http://schemas.microsoft.com/office/drawing/2016/5/9/chartex" xmlns:cx4="http://schemas.microsoft.com/office/drawing/2016/5/10/chartex" xmlns:cx5="http://schemas.microsoft.com/office/drawing/2016/5/11/chartex" xmlns:cx6="http://schemas.microsoft.com/office/drawing/2016/5/12/chartex" xmlns:cx7="http://schemas.microsoft.com/office/drawing/2016/5/13/chartex" xmlns:cx8="http://schemas.microsoft.com/office/drawing/2016/5/14/chartex" xmlns:mc="http://schemas.openxmlformats.org/markup-compatibility/2006" xmlns:m="http://schemas.openxmlformats.org/officeDocument/2006/math" xmlns:aink="http://schemas.microsoft.com/office/drawing/2016/ink" xmlns:am3d="http://schemas.microsoft.com/office/drawing/2017/model3d" xmlns:oel="http://schemas.microsoft.com/office/2019/extlst" xmlns:r="http://schemas.openxmlformats.org/officeDocument/2006/relationships" xmlns:wp14="http://schemas.microsoft.com/office/word/2010/wordprocessingDrawing" xmlns:wp="http://schemas.openxmlformats.org/drawingml/2006/wordprocessingDrawing" xmlns:wpg="http://schemas.microsoft.com/office/word/2010/wordprocessingGroup" xmlns:wpi="http://schemas.microsoft.com/office/word/2010/wordprocessingInk" xmlns:wps="http://schemas.microsoft.com/office/word/2010/wordprocessingShape" xmlns:o="urn:schemas-microsoft-com:office:office" xmlns:v="urn:schemas-microsoft-com:vml" xmlns:w10="urn:schemas-microsoft-com:office:word" xmlns:w="http://schemas.openxmlformats.org/wordprocessingml/2006/main" xmlns:w14="http://schemas.microsoft.com/office/word/2010/wordml" xmlns:w15="http://schemas.microsoft.com/office/word/2012/wordml" xmlns:w16cex="http://schemas.microsoft.com/office/word/2018/wordml/cex" xmlns:w16cid="http://schemas.microsoft.com/office/word/2016/wordml/cid" xmlns:w16="http://schemas.microsoft.com/office/word/2018/wordml" xmlns:w16sdtdh="http://schemas.microsoft.com/office/word/2020/wordml/sdtdatahash" xmlns:w16sdtfl="http://schemas.microsoft.com/office/word/2024/wordml/sdtformatlock" xmlns:w16se="http://schemas.microsoft.com/office/word/2015/wordml/symex" xmlns:w16du="http://schemas.microsoft.com/office/word/2023/wordml/word16du" xmlns:wne="http://schemas.microsoft.com/office/word/2006/wordml" mc:Ignorable="w14 w15 w16se w16cid w16 w16cex w16sdtdh w16sdtfl w16du wp14">
   <w:p>
     <w:pPr>
       <w:pStyle w:val="Header"/>
@@ -14294,7 +14383,7 @@
 </file>
 
 <file path=word/header2.xml><?xml version="1.0" encoding="utf-8"?>
-<w:hdr xmlns:wpc="http://schemas.microsoft.com/office/word/2010/wordprocessingCanvas" xmlns:cx="http://schemas.microsoft.com/office/drawing/2014/chartex" xmlns:cx1="http://schemas.microsoft.com/office/drawing/2015/9/8/chartex" xmlns:cx2="http://schemas.microsoft.com/office/drawing/2015/10/21/chartex" xmlns:cx3="http://schemas.microsoft.com/office/drawing/2016/5/9/chartex" xmlns:cx4="http://schemas.microsoft.com/office/drawing/2016/5/10/chartex" xmlns:cx5="http://schemas.microsoft.com/office/drawing/2016/5/11/chartex" xmlns:cx6="http://schemas.microsoft.com/office/drawing/2016/5/12/chartex" xmlns:cx7="http://schemas.microsoft.com/office/drawing/2016/5/13/chartex" xmlns:cx8="http://schemas.microsoft.com/office/drawing/2016/5/14/chartex" xmlns:mc="http://schemas.openxmlformats.org/markup-compatibility/2006" xmlns:aink="http://schemas.microsoft.com/office/drawing/2016/ink" xmlns:am3d="http://schemas.microsoft.com/office/drawing/2017/model3d" xmlns:o="urn:schemas-microsoft-com:office:office" xmlns:oel="http://schemas.microsoft.com/office/2019/extlst" xmlns:r="http://schemas.openxmlformats.org/officeDocument/2006/relationships" xmlns:m="http://schemas.openxmlformats.org/officeDocument/2006/math" xmlns:v="urn:schemas-microsoft-com:vml" xmlns:wp14="http://schemas.microsoft.com/office/word/2010/wordprocessingDrawing" xmlns:wp="http://schemas.openxmlformats.org/drawingml/2006/wordprocessingDrawing" xmlns:w10="urn:schemas-microsoft-com:office:word" xmlns:w="http://schemas.openxmlformats.org/wordprocessingml/2006/main" xmlns:w14="http://schemas.microsoft.com/office/word/2010/wordml" xmlns:w15="http://schemas.microsoft.com/office/word/2012/wordml" xmlns:w16cex="http://schemas.microsoft.com/office/word/2018/wordml/cex" xmlns:w16cid="http://schemas.microsoft.com/office/word/2016/wordml/cid" xmlns:w16="http://schemas.microsoft.com/office/word/2018/wordml" xmlns:w16du="http://schemas.microsoft.com/office/word/2023/wordml/word16du" xmlns:w16sdtdh="http://schemas.microsoft.com/office/word/2020/wordml/sdtdatahash" xmlns:w16sdtfl="http://schemas.microsoft.com/office/word/2024/wordml/sdtformatlock" xmlns:w16se="http://schemas.microsoft.com/office/word/2015/wordml/symex" xmlns:wpg="http://schemas.microsoft.com/office/word/2010/wordprocessingGroup" xmlns:wpi="http://schemas.microsoft.com/office/word/2010/wordprocessingInk" xmlns:wne="http://schemas.microsoft.com/office/word/2006/wordml" xmlns:wps="http://schemas.microsoft.com/office/word/2010/wordprocessingShape" mc:Ignorable="w14 w15 w16se w16cid w16 w16cex w16sdtdh w16sdtfl w16du wp14">
+<w:hdr xmlns:wpc="http://schemas.microsoft.com/office/word/2010/wordprocessingCanvas" xmlns:cx="http://schemas.microsoft.com/office/drawing/2014/chartex" xmlns:cx1="http://schemas.microsoft.com/office/drawing/2015/9/8/chartex" xmlns:cx2="http://schemas.microsoft.com/office/drawing/2015/10/21/chartex" xmlns:cx3="http://schemas.microsoft.com/office/drawing/2016/5/9/chartex" xmlns:cx4="http://schemas.microsoft.com/office/drawing/2016/5/10/chartex" xmlns:cx5="http://schemas.microsoft.com/office/drawing/2016/5/11/chartex" xmlns:cx6="http://schemas.microsoft.com/office/drawing/2016/5/12/chartex" xmlns:cx7="http://schemas.microsoft.com/office/drawing/2016/5/13/chartex" xmlns:cx8="http://schemas.microsoft.com/office/drawing/2016/5/14/chartex" xmlns:mc="http://schemas.openxmlformats.org/markup-compatibility/2006" xmlns:m="http://schemas.openxmlformats.org/officeDocument/2006/math" xmlns:aink="http://schemas.microsoft.com/office/drawing/2016/ink" xmlns:am3d="http://schemas.microsoft.com/office/drawing/2017/model3d" xmlns:oel="http://schemas.microsoft.com/office/2019/extlst" xmlns:r="http://schemas.openxmlformats.org/officeDocument/2006/relationships" xmlns:wp14="http://schemas.microsoft.com/office/word/2010/wordprocessingDrawing" xmlns:wp="http://schemas.openxmlformats.org/drawingml/2006/wordprocessingDrawing" xmlns:wpg="http://schemas.microsoft.com/office/word/2010/wordprocessingGroup" xmlns:wpi="http://schemas.microsoft.com/office/word/2010/wordprocessingInk" xmlns:wps="http://schemas.microsoft.com/office/word/2010/wordprocessingShape" xmlns:o="urn:schemas-microsoft-com:office:office" xmlns:v="urn:schemas-microsoft-com:vml" xmlns:w10="urn:schemas-microsoft-com:office:word" xmlns:w="http://schemas.openxmlformats.org/wordprocessingml/2006/main" xmlns:w14="http://schemas.microsoft.com/office/word/2010/wordml" xmlns:w15="http://schemas.microsoft.com/office/word/2012/wordml" xmlns:w16cex="http://schemas.microsoft.com/office/word/2018/wordml/cex" xmlns:w16cid="http://schemas.microsoft.com/office/word/2016/wordml/cid" xmlns:w16="http://schemas.microsoft.com/office/word/2018/wordml" xmlns:w16sdtdh="http://schemas.microsoft.com/office/word/2020/wordml/sdtdatahash" xmlns:w16sdtfl="http://schemas.microsoft.com/office/word/2024/wordml/sdtformatlock" xmlns:w16se="http://schemas.microsoft.com/office/word/2015/wordml/symex" xmlns:w16du="http://schemas.microsoft.com/office/word/2023/wordml/word16du" xmlns:wne="http://schemas.microsoft.com/office/word/2006/wordml" mc:Ignorable="w14 w15 w16se w16cid w16 w16cex w16sdtdh w16sdtfl w16du wp14">
   <w:p>
     <w:pPr>
       <w:pStyle w:val="Header"/>
@@ -14329,7 +14418,7 @@
 </file>
 
 <file path=word/header3.xml><?xml version="1.0" encoding="utf-8"?>
-<w:hdr xmlns:wpc="http://schemas.microsoft.com/office/word/2010/wordprocessingCanvas" xmlns:cx="http://schemas.microsoft.com/office/drawing/2014/chartex" xmlns:cx1="http://schemas.microsoft.com/office/drawing/2015/9/8/chartex" xmlns:cx2="http://schemas.microsoft.com/office/drawing/2015/10/21/chartex" xmlns:cx3="http://schemas.microsoft.com/office/drawing/2016/5/9/chartex" xmlns:cx4="http://schemas.microsoft.com/office/drawing/2016/5/10/chartex" xmlns:cx5="http://schemas.microsoft.com/office/drawing/2016/5/11/chartex" xmlns:cx6="http://schemas.microsoft.com/office/drawing/2016/5/12/chartex" xmlns:cx7="http://schemas.microsoft.com/office/drawing/2016/5/13/chartex" xmlns:cx8="http://schemas.microsoft.com/office/drawing/2016/5/14/chartex" xmlns:mc="http://schemas.openxmlformats.org/markup-compatibility/2006" xmlns:aink="http://schemas.microsoft.com/office/drawing/2016/ink" xmlns:am3d="http://schemas.microsoft.com/office/drawing/2017/model3d" xmlns:o="urn:schemas-microsoft-com:office:office" xmlns:oel="http://schemas.microsoft.com/office/2019/extlst" xmlns:r="http://schemas.openxmlformats.org/officeDocument/2006/relationships" xmlns:m="http://schemas.openxmlformats.org/officeDocument/2006/math" xmlns:v="urn:schemas-microsoft-com:vml" xmlns:wp14="http://schemas.microsoft.com/office/word/2010/wordprocessingDrawing" xmlns:wp="http://schemas.openxmlformats.org/drawingml/2006/wordprocessingDrawing" xmlns:w10="urn:schemas-microsoft-com:office:word" xmlns:w="http://schemas.openxmlformats.org/wordprocessingml/2006/main" xmlns:w14="http://schemas.microsoft.com/office/word/2010/wordml" xmlns:w15="http://schemas.microsoft.com/office/word/2012/wordml" xmlns:w16cex="http://schemas.microsoft.com/office/word/2018/wordml/cex" xmlns:w16cid="http://schemas.microsoft.com/office/word/2016/wordml/cid" xmlns:w16="http://schemas.microsoft.com/office/word/2018/wordml" xmlns:w16du="http://schemas.microsoft.com/office/word/2023/wordml/word16du" xmlns:w16sdtdh="http://schemas.microsoft.com/office/word/2020/wordml/sdtdatahash" xmlns:w16sdtfl="http://schemas.microsoft.com/office/word/2024/wordml/sdtformatlock" xmlns:w16se="http://schemas.microsoft.com/office/word/2015/wordml/symex" xmlns:wpg="http://schemas.microsoft.com/office/word/2010/wordprocessingGroup" xmlns:wpi="http://schemas.microsoft.com/office/word/2010/wordprocessingInk" xmlns:wne="http://schemas.microsoft.com/office/word/2006/wordml" xmlns:wps="http://schemas.microsoft.com/office/word/2010/wordprocessingShape" mc:Ignorable="w14 w15 w16se w16cid w16 w16cex w16sdtdh w16sdtfl w16du wp14">
+<w:hdr xmlns:wpc="http://schemas.microsoft.com/office/word/2010/wordprocessingCanvas" xmlns:cx="http://schemas.microsoft.com/office/drawing/2014/chartex" xmlns:cx1="http://schemas.microsoft.com/office/drawing/2015/9/8/chartex" xmlns:cx2="http://schemas.microsoft.com/office/drawing/2015/10/21/chartex" xmlns:cx3="http://schemas.microsoft.com/office/drawing/2016/5/9/chartex" xmlns:cx4="http://schemas.microsoft.com/office/drawing/2016/5/10/chartex" xmlns:cx5="http://schemas.microsoft.com/office/drawing/2016/5/11/chartex" xmlns:cx6="http://schemas.microsoft.com/office/drawing/2016/5/12/chartex" xmlns:cx7="http://schemas.microsoft.com/office/drawing/2016/5/13/chartex" xmlns:cx8="http://schemas.microsoft.com/office/drawing/2016/5/14/chartex" xmlns:mc="http://schemas.openxmlformats.org/markup-compatibility/2006" xmlns:m="http://schemas.openxmlformats.org/officeDocument/2006/math" xmlns:aink="http://schemas.microsoft.com/office/drawing/2016/ink" xmlns:am3d="http://schemas.microsoft.com/office/drawing/2017/model3d" xmlns:oel="http://schemas.microsoft.com/office/2019/extlst" xmlns:r="http://schemas.openxmlformats.org/officeDocument/2006/relationships" xmlns:wp14="http://schemas.microsoft.com/office/word/2010/wordprocessingDrawing" xmlns:wp="http://schemas.openxmlformats.org/drawingml/2006/wordprocessingDrawing" xmlns:wpg="http://schemas.microsoft.com/office/word/2010/wordprocessingGroup" xmlns:wpi="http://schemas.microsoft.com/office/word/2010/wordprocessingInk" xmlns:wps="http://schemas.microsoft.com/office/word/2010/wordprocessingShape" xmlns:o="urn:schemas-microsoft-com:office:office" xmlns:v="urn:schemas-microsoft-com:vml" xmlns:w10="urn:schemas-microsoft-com:office:word" xmlns:w="http://schemas.openxmlformats.org/wordprocessingml/2006/main" xmlns:w14="http://schemas.microsoft.com/office/word/2010/wordml" xmlns:w15="http://schemas.microsoft.com/office/word/2012/wordml" xmlns:w16cex="http://schemas.microsoft.com/office/word/2018/wordml/cex" xmlns:w16cid="http://schemas.microsoft.com/office/word/2016/wordml/cid" xmlns:w16="http://schemas.microsoft.com/office/word/2018/wordml" xmlns:w16sdtdh="http://schemas.microsoft.com/office/word/2020/wordml/sdtdatahash" xmlns:w16sdtfl="http://schemas.microsoft.com/office/word/2024/wordml/sdtformatlock" xmlns:w16se="http://schemas.microsoft.com/office/word/2015/wordml/symex" xmlns:w16du="http://schemas.microsoft.com/office/word/2023/wordml/word16du" xmlns:wne="http://schemas.microsoft.com/office/word/2006/wordml" mc:Ignorable="w14 w15 w16se w16cid w16 w16cex w16sdtdh w16sdtfl w16du wp14">
   <w:p>
     <w:pPr>
       <w:pStyle w:val="Header"/>
@@ -14364,7 +14453,7 @@
 </file>
 
 <file path=word/header4.xml><?xml version="1.0" encoding="utf-8"?>
-<w:hdr xmlns:wpc="http://schemas.microsoft.com/office/word/2010/wordprocessingCanvas" xmlns:cx="http://schemas.microsoft.com/office/drawing/2014/chartex" xmlns:cx1="http://schemas.microsoft.com/office/drawing/2015/9/8/chartex" xmlns:cx2="http://schemas.microsoft.com/office/drawing/2015/10/21/chartex" xmlns:cx3="http://schemas.microsoft.com/office/drawing/2016/5/9/chartex" xmlns:cx4="http://schemas.microsoft.com/office/drawing/2016/5/10/chartex" xmlns:cx5="http://schemas.microsoft.com/office/drawing/2016/5/11/chartex" xmlns:cx6="http://schemas.microsoft.com/office/drawing/2016/5/12/chartex" xmlns:cx7="http://schemas.microsoft.com/office/drawing/2016/5/13/chartex" xmlns:cx8="http://schemas.microsoft.com/office/drawing/2016/5/14/chartex" xmlns:mc="http://schemas.openxmlformats.org/markup-compatibility/2006" xmlns:aink="http://schemas.microsoft.com/office/drawing/2016/ink" xmlns:am3d="http://schemas.microsoft.com/office/drawing/2017/model3d" xmlns:o="urn:schemas-microsoft-com:office:office" xmlns:oel="http://schemas.microsoft.com/office/2019/extlst" xmlns:r="http://schemas.openxmlformats.org/officeDocument/2006/relationships" xmlns:m="http://schemas.openxmlformats.org/officeDocument/2006/math" xmlns:v="urn:schemas-microsoft-com:vml" xmlns:wp14="http://schemas.microsoft.com/office/word/2010/wordprocessingDrawing" xmlns:wp="http://schemas.openxmlformats.org/drawingml/2006/wordprocessingDrawing" xmlns:w10="urn:schemas-microsoft-com:office:word" xmlns:w="http://schemas.openxmlformats.org/wordprocessingml/2006/main" xmlns:w14="http://schemas.microsoft.com/office/word/2010/wordml" xmlns:w15="http://schemas.microsoft.com/office/word/2012/wordml" xmlns:w16cex="http://schemas.microsoft.com/office/word/2018/wordml/cex" xmlns:w16cid="http://schemas.microsoft.com/office/word/2016/wordml/cid" xmlns:w16="http://schemas.microsoft.com/office/word/2018/wordml" xmlns:w16du="http://schemas.microsoft.com/office/word/2023/wordml/word16du" xmlns:w16sdtdh="http://schemas.microsoft.com/office/word/2020/wordml/sdtdatahash" xmlns:w16sdtfl="http://schemas.microsoft.com/office/word/2024/wordml/sdtformatlock" xmlns:w16se="http://schemas.microsoft.com/office/word/2015/wordml/symex" xmlns:wpg="http://schemas.microsoft.com/office/word/2010/wordprocessingGroup" xmlns:wpi="http://schemas.microsoft.com/office/word/2010/wordprocessingInk" xmlns:wne="http://schemas.microsoft.com/office/word/2006/wordml" xmlns:wps="http://schemas.microsoft.com/office/word/2010/wordprocessingShape" mc:Ignorable="w14 w15 w16se w16cid w16 w16cex w16sdtdh w16sdtfl w16du wp14">
+<w:hdr xmlns:wpc="http://schemas.microsoft.com/office/word/2010/wordprocessingCanvas" xmlns:cx="http://schemas.microsoft.com/office/drawing/2014/chartex" xmlns:cx1="http://schemas.microsoft.com/office/drawing/2015/9/8/chartex" xmlns:cx2="http://schemas.microsoft.com/office/drawing/2015/10/21/chartex" xmlns:cx3="http://schemas.microsoft.com/office/drawing/2016/5/9/chartex" xmlns:cx4="http://schemas.microsoft.com/office/drawing/2016/5/10/chartex" xmlns:cx5="http://schemas.microsoft.com/office/drawing/2016/5/11/chartex" xmlns:cx6="http://schemas.microsoft.com/office/drawing/2016/5/12/chartex" xmlns:cx7="http://schemas.microsoft.com/office/drawing/2016/5/13/chartex" xmlns:cx8="http://schemas.microsoft.com/office/drawing/2016/5/14/chartex" xmlns:mc="http://schemas.openxmlformats.org/markup-compatibility/2006" xmlns:m="http://schemas.openxmlformats.org/officeDocument/2006/math" xmlns:aink="http://schemas.microsoft.com/office/drawing/2016/ink" xmlns:am3d="http://schemas.microsoft.com/office/drawing/2017/model3d" xmlns:oel="http://schemas.microsoft.com/office/2019/extlst" xmlns:r="http://schemas.openxmlformats.org/officeDocument/2006/relationships" xmlns:wp14="http://schemas.microsoft.com/office/word/2010/wordprocessingDrawing" xmlns:wp="http://schemas.openxmlformats.org/drawingml/2006/wordprocessingDrawing" xmlns:wpg="http://schemas.microsoft.com/office/word/2010/wordprocessingGroup" xmlns:wpi="http://schemas.microsoft.com/office/word/2010/wordprocessingInk" xmlns:wps="http://schemas.microsoft.com/office/word/2010/wordprocessingShape" xmlns:o="urn:schemas-microsoft-com:office:office" xmlns:v="urn:schemas-microsoft-com:vml" xmlns:w10="urn:schemas-microsoft-com:office:word" xmlns:w="http://schemas.openxmlformats.org/wordprocessingml/2006/main" xmlns:w14="http://schemas.microsoft.com/office/word/2010/wordml" xmlns:w15="http://schemas.microsoft.com/office/word/2012/wordml" xmlns:w16cex="http://schemas.microsoft.com/office/word/2018/wordml/cex" xmlns:w16cid="http://schemas.microsoft.com/office/word/2016/wordml/cid" xmlns:w16="http://schemas.microsoft.com/office/word/2018/wordml" xmlns:w16sdtdh="http://schemas.microsoft.com/office/word/2020/wordml/sdtdatahash" xmlns:w16sdtfl="http://schemas.microsoft.com/office/word/2024/wordml/sdtformatlock" xmlns:w16se="http://schemas.microsoft.com/office/word/2015/wordml/symex" xmlns:w16du="http://schemas.microsoft.com/office/word/2023/wordml/word16du" xmlns:wne="http://schemas.microsoft.com/office/word/2006/wordml" mc:Ignorable="w14 w15 w16se w16cid w16 w16cex w16sdtdh w16sdtfl w16du wp14">
   <w:p>
     <w:pPr>
       <w:pStyle w:val="Header"/>
@@ -14399,7 +14488,7 @@
 </file>
 
 <file path=word/numbering.xml><?xml version="1.0" encoding="utf-8"?>
-<w:numbering xmlns:wpc="http://schemas.microsoft.com/office/word/2010/wordprocessingCanvas" xmlns:cx="http://schemas.microsoft.com/office/drawing/2014/chartex" xmlns:cx1="http://schemas.microsoft.com/office/drawing/2015/9/8/chartex" xmlns:cx2="http://schemas.microsoft.com/office/drawing/2015/10/21/chartex" xmlns:cx3="http://schemas.microsoft.com/office/drawing/2016/5/9/chartex" xmlns:cx4="http://schemas.microsoft.com/office/drawing/2016/5/10/chartex" xmlns:cx5="http://schemas.microsoft.com/office/drawing/2016/5/11/chartex" xmlns:cx6="http://schemas.microsoft.com/office/drawing/2016/5/12/chartex" xmlns:cx7="http://schemas.microsoft.com/office/drawing/2016/5/13/chartex" xmlns:cx8="http://schemas.microsoft.com/office/drawing/2016/5/14/chartex" xmlns:mc="http://schemas.openxmlformats.org/markup-compatibility/2006" xmlns:aink="http://schemas.microsoft.com/office/drawing/2016/ink" xmlns:am3d="http://schemas.microsoft.com/office/drawing/2017/model3d" xmlns:o="urn:schemas-microsoft-com:office:office" xmlns:oel="http://schemas.microsoft.com/office/2019/extlst" xmlns:r="http://schemas.openxmlformats.org/officeDocument/2006/relationships" xmlns:m="http://schemas.openxmlformats.org/officeDocument/2006/math" xmlns:v="urn:schemas-microsoft-com:vml" xmlns:wp14="http://schemas.microsoft.com/office/word/2010/wordprocessingDrawing" xmlns:wp="http://schemas.openxmlformats.org/drawingml/2006/wordprocessingDrawing" xmlns:w10="urn:schemas-microsoft-com:office:word" xmlns:w="http://schemas.openxmlformats.org/wordprocessingml/2006/main" xmlns:w14="http://schemas.microsoft.com/office/word/2010/wordml" xmlns:w15="http://schemas.microsoft.com/office/word/2012/wordml" xmlns:w16cex="http://schemas.microsoft.com/office/word/2018/wordml/cex" xmlns:w16cid="http://schemas.microsoft.com/office/word/2016/wordml/cid" xmlns:w16="http://schemas.microsoft.com/office/word/2018/wordml" xmlns:w16du="http://schemas.microsoft.com/office/word/2023/wordml/word16du" xmlns:w16sdtdh="http://schemas.microsoft.com/office/word/2020/wordml/sdtdatahash" xmlns:w16sdtfl="http://schemas.microsoft.com/office/word/2024/wordml/sdtformatlock" xmlns:w16se="http://schemas.microsoft.com/office/word/2015/wordml/symex" xmlns:wpg="http://schemas.microsoft.com/office/word/2010/wordprocessingGroup" xmlns:wpi="http://schemas.microsoft.com/office/word/2010/wordprocessingInk" xmlns:wne="http://schemas.microsoft.com/office/word/2006/wordml" xmlns:wps="http://schemas.microsoft.com/office/word/2010/wordprocessingShape" mc:Ignorable="w14 w15 w16se w16cid w16 w16cex w16sdtdh w16sdtfl w16du wp14">
+<w:numbering xmlns:wpc="http://schemas.microsoft.com/office/word/2010/wordprocessingCanvas" xmlns:cx="http://schemas.microsoft.com/office/drawing/2014/chartex" xmlns:cx1="http://schemas.microsoft.com/office/drawing/2015/9/8/chartex" xmlns:cx2="http://schemas.microsoft.com/office/drawing/2015/10/21/chartex" xmlns:cx3="http://schemas.microsoft.com/office/drawing/2016/5/9/chartex" xmlns:cx4="http://schemas.microsoft.com/office/drawing/2016/5/10/chartex" xmlns:cx5="http://schemas.microsoft.com/office/drawing/2016/5/11/chartex" xmlns:cx6="http://schemas.microsoft.com/office/drawing/2016/5/12/chartex" xmlns:cx7="http://schemas.microsoft.com/office/drawing/2016/5/13/chartex" xmlns:cx8="http://schemas.microsoft.com/office/drawing/2016/5/14/chartex" xmlns:mc="http://schemas.openxmlformats.org/markup-compatibility/2006" xmlns:m="http://schemas.openxmlformats.org/officeDocument/2006/math" xmlns:aink="http://schemas.microsoft.com/office/drawing/2016/ink" xmlns:am3d="http://schemas.microsoft.com/office/drawing/2017/model3d" xmlns:oel="http://schemas.microsoft.com/office/2019/extlst" xmlns:r="http://schemas.openxmlformats.org/officeDocument/2006/relationships" xmlns:wp14="http://schemas.microsoft.com/office/word/2010/wordprocessingDrawing" xmlns:wp="http://schemas.openxmlformats.org/drawingml/2006/wordprocessingDrawing" xmlns:wpg="http://schemas.microsoft.com/office/word/2010/wordprocessingGroup" xmlns:wpi="http://schemas.microsoft.com/office/word/2010/wordprocessingInk" xmlns:wps="http://schemas.microsoft.com/office/word/2010/wordprocessingShape" xmlns:o="urn:schemas-microsoft-com:office:office" xmlns:v="urn:schemas-microsoft-com:vml" xmlns:w10="urn:schemas-microsoft-com:office:word" xmlns:w="http://schemas.openxmlformats.org/wordprocessingml/2006/main" xmlns:w14="http://schemas.microsoft.com/office/word/2010/wordml" xmlns:w15="http://schemas.microsoft.com/office/word/2012/wordml" xmlns:w16cex="http://schemas.microsoft.com/office/word/2018/wordml/cex" xmlns:w16cid="http://schemas.microsoft.com/office/word/2016/wordml/cid" xmlns:w16="http://schemas.microsoft.com/office/word/2018/wordml" xmlns:w16sdtdh="http://schemas.microsoft.com/office/word/2020/wordml/sdtdatahash" xmlns:w16sdtfl="http://schemas.microsoft.com/office/word/2024/wordml/sdtformatlock" xmlns:w16se="http://schemas.microsoft.com/office/word/2015/wordml/symex" xmlns:w16du="http://schemas.microsoft.com/office/word/2023/wordml/word16du" xmlns:wne="http://schemas.microsoft.com/office/word/2006/wordml" mc:Ignorable="w14 w15 w16se w16cid w16 w16cex w16sdtdh w16sdtfl w16du wp14">
   <w:abstractNum w:abstractNumId="0" w15:restartNumberingAfterBreak="0">
     <w:nsid w:val="FFFFFF7C"/>
     <w:multiLevelType w:val="singleLevel"/>
@@ -14602,7 +14691,7 @@
 </file>
 
 <file path=word/styles.xml><?xml version="1.0" encoding="utf-8"?>
-<w:styles xmlns:mc="http://schemas.openxmlformats.org/markup-compatibility/2006" xmlns:r="http://schemas.openxmlformats.org/officeDocument/2006/relationships" xmlns:w="http://schemas.openxmlformats.org/wordprocessingml/2006/main" xmlns:w14="http://schemas.microsoft.com/office/word/2010/wordml" xmlns:w15="http://schemas.microsoft.com/office/word/2012/wordml" xmlns:w16cex="http://schemas.microsoft.com/office/word/2018/wordml/cex" xmlns:w16cid="http://schemas.microsoft.com/office/word/2016/wordml/cid" xmlns:w16="http://schemas.microsoft.com/office/word/2018/wordml" xmlns:w16du="http://schemas.microsoft.com/office/word/2023/wordml/word16du" xmlns:w16sdtdh="http://schemas.microsoft.com/office/word/2020/wordml/sdtdatahash" xmlns:w16sdtfl="http://schemas.microsoft.com/office/word/2024/wordml/sdtformatlock" xmlns:w16se="http://schemas.microsoft.com/office/word/2015/wordml/symex" mc:Ignorable="w14 w15 w16se w16cid w16 w16cex w16sdtdh w16sdtfl w16du">
+<w:styles xmlns:mc="http://schemas.openxmlformats.org/markup-compatibility/2006" xmlns:r="http://schemas.openxmlformats.org/officeDocument/2006/relationships" xmlns:w="http://schemas.openxmlformats.org/wordprocessingml/2006/main" xmlns:w14="http://schemas.microsoft.com/office/word/2010/wordml" xmlns:w15="http://schemas.microsoft.com/office/word/2012/wordml" xmlns:w16cex="http://schemas.microsoft.com/office/word/2018/wordml/cex" xmlns:w16cid="http://schemas.microsoft.com/office/word/2016/wordml/cid" xmlns:w16="http://schemas.microsoft.com/office/word/2018/wordml" xmlns:w16sdtdh="http://schemas.microsoft.com/office/word/2020/wordml/sdtdatahash" xmlns:w16sdtfl="http://schemas.microsoft.com/office/word/2024/wordml/sdtformatlock" xmlns:w16se="http://schemas.microsoft.com/office/word/2015/wordml/symex" xmlns:w16du="http://schemas.microsoft.com/office/word/2023/wordml/word16du" mc:Ignorable="w14 w15 w16se w16cid w16 w16cex w16sdtdh w16sdtfl w16du">
   <w:docDefaults>
     <w:rPrDefault>
       <w:rPr>
@@ -24122,7 +24211,7 @@
       </w:tcPr>
     </w:tblStylePr>
   </w:style>
-  <w:style w:type="table" w:styleId="ColorfulShading">
+  <w:style w:type="table" w:styleId="ColourfulShading">
     <w:name w:val="Colorful Shading"/>
     <w:basedOn w:val="TableNormal"/>
     <w:uiPriority w:val="71"/>
@@ -24237,7 +24326,7 @@
       </w:rPr>
     </w:tblStylePr>
   </w:style>
-  <w:style w:type="table" w:styleId="ColorfulShading-Accent1">
+  <w:style w:type="table" w:styleId="ColourfulShadingAccent1">
     <w:name w:val="Colorful Shading Accent 1"/>
     <w:basedOn w:val="TableNormal"/>
     <w:uiPriority w:val="71"/>
@@ -24352,7 +24441,7 @@
       </w:rPr>
     </w:tblStylePr>
   </w:style>
-  <w:style w:type="table" w:styleId="ColorfulShading-Accent2">
+  <w:style w:type="table" w:styleId="ColourfulShadingAccent2">
     <w:name w:val="Colorful Shading Accent 2"/>
     <w:basedOn w:val="TableNormal"/>
     <w:uiPriority w:val="71"/>
@@ -24467,7 +24556,7 @@
       </w:rPr>
     </w:tblStylePr>
   </w:style>
-  <w:style w:type="table" w:styleId="ColorfulShading-Accent3">
+  <w:style w:type="table" w:styleId="ColourfulShadingAccent3">
     <w:name w:val="Colorful Shading Accent 3"/>
     <w:basedOn w:val="TableNormal"/>
     <w:uiPriority w:val="71"/>
@@ -24572,7 +24661,7 @@
       </w:tcPr>
     </w:tblStylePr>
   </w:style>
-  <w:style w:type="table" w:styleId="ColorfulShading-Accent4">
+  <w:style w:type="table" w:styleId="ColourfulShadingAccent4">
     <w:name w:val="Colorful Shading Accent 4"/>
     <w:basedOn w:val="TableNormal"/>
     <w:uiPriority w:val="71"/>
@@ -24687,7 +24776,7 @@
       </w:rPr>
     </w:tblStylePr>
   </w:style>
-  <w:style w:type="table" w:styleId="ColorfulShading-Accent5">
+  <w:style w:type="table" w:styleId="ColourfulShadingAccent5">
     <w:name w:val="Colorful Shading Accent 5"/>
     <w:basedOn w:val="TableNormal"/>
     <w:uiPriority w:val="71"/>
@@ -24802,7 +24891,7 @@
       </w:rPr>
     </w:tblStylePr>
   </w:style>
-  <w:style w:type="table" w:styleId="ColorfulShading-Accent6">
+  <w:style w:type="table" w:styleId="ColourfulShadingAccent6">
     <w:name w:val="Colorful Shading Accent 6"/>
     <w:basedOn w:val="TableNormal"/>
     <w:uiPriority w:val="71"/>
@@ -24917,7 +25006,7 @@
       </w:rPr>
     </w:tblStylePr>
   </w:style>
-  <w:style w:type="table" w:styleId="ColorfulList">
+  <w:style w:type="table" w:styleId="ColourfulList">
     <w:name w:val="Colorful List"/>
     <w:basedOn w:val="TableNormal"/>
     <w:uiPriority w:val="72"/>
@@ -24996,7 +25085,7 @@
       </w:tcPr>
     </w:tblStylePr>
   </w:style>
-  <w:style w:type="table" w:styleId="ColorfulList-Accent1">
+  <w:style w:type="table" w:styleId="ColourfulListAccent1">
     <w:name w:val="Colorful List Accent 1"/>
     <w:basedOn w:val="TableNormal"/>
     <w:uiPriority w:val="72"/>
@@ -25075,7 +25164,7 @@
       </w:tcPr>
     </w:tblStylePr>
   </w:style>
-  <w:style w:type="table" w:styleId="ColorfulList-Accent2">
+  <w:style w:type="table" w:styleId="ColourfulListAccent2">
     <w:name w:val="Colorful List Accent 2"/>
     <w:basedOn w:val="TableNormal"/>
     <w:uiPriority w:val="72"/>
@@ -25154,7 +25243,7 @@
       </w:tcPr>
     </w:tblStylePr>
   </w:style>
-  <w:style w:type="table" w:styleId="ColorfulList-Accent3">
+  <w:style w:type="table" w:styleId="ColourfulListAccent3">
     <w:name w:val="Colorful List Accent 3"/>
     <w:basedOn w:val="TableNormal"/>
     <w:uiPriority w:val="72"/>
@@ -25233,7 +25322,7 @@
       </w:tcPr>
     </w:tblStylePr>
   </w:style>
-  <w:style w:type="table" w:styleId="ColorfulList-Accent4">
+  <w:style w:type="table" w:styleId="ColourfulListAccent4">
     <w:name w:val="Colorful List Accent 4"/>
     <w:basedOn w:val="TableNormal"/>
     <w:uiPriority w:val="72"/>
@@ -25312,7 +25401,7 @@
       </w:tcPr>
     </w:tblStylePr>
   </w:style>
-  <w:style w:type="table" w:styleId="ColorfulList-Accent5">
+  <w:style w:type="table" w:styleId="ColourfulListAccent5">
     <w:name w:val="Colorful List Accent 5"/>
     <w:basedOn w:val="TableNormal"/>
     <w:uiPriority w:val="72"/>
@@ -25391,7 +25480,7 @@
       </w:tcPr>
     </w:tblStylePr>
   </w:style>
-  <w:style w:type="table" w:styleId="ColorfulList-Accent6">
+  <w:style w:type="table" w:styleId="ColourfulListAccent6">
     <w:name w:val="Colorful List Accent 6"/>
     <w:basedOn w:val="TableNormal"/>
     <w:uiPriority w:val="72"/>
@@ -25470,7 +25559,7 @@
       </w:tcPr>
     </w:tblStylePr>
   </w:style>
-  <w:style w:type="table" w:styleId="ColorfulGrid">
+  <w:style w:type="table" w:styleId="ColourfulGrid">
     <w:name w:val="Colorful Grid"/>
     <w:basedOn w:val="TableNormal"/>
     <w:uiPriority w:val="73"/>
@@ -25543,7 +25632,7 @@
       </w:tcPr>
     </w:tblStylePr>
   </w:style>
-  <w:style w:type="table" w:styleId="ColorfulGrid-Accent1">
+  <w:style w:type="table" w:styleId="ColourfulGridAccent1">
     <w:name w:val="Colorful Grid Accent 1"/>
     <w:basedOn w:val="TableNormal"/>
     <w:uiPriority w:val="73"/>
@@ -25616,7 +25705,7 @@
       </w:tcPr>
     </w:tblStylePr>
   </w:style>
-  <w:style w:type="table" w:styleId="ColorfulGrid-Accent2">
+  <w:style w:type="table" w:styleId="ColourfulGridAccent2">
     <w:name w:val="Colorful Grid Accent 2"/>
     <w:basedOn w:val="TableNormal"/>
     <w:uiPriority w:val="73"/>
@@ -25689,7 +25778,7 @@
       </w:tcPr>
     </w:tblStylePr>
   </w:style>
-  <w:style w:type="table" w:styleId="ColorfulGrid-Accent3">
+  <w:style w:type="table" w:styleId="ColourfulGridAccent3">
     <w:name w:val="Colorful Grid Accent 3"/>
     <w:basedOn w:val="TableNormal"/>
     <w:uiPriority w:val="73"/>
@@ -25762,7 +25851,7 @@
       </w:tcPr>
     </w:tblStylePr>
   </w:style>
-  <w:style w:type="table" w:styleId="ColorfulGrid-Accent4">
+  <w:style w:type="table" w:styleId="ColourfulGridAccent4">
     <w:name w:val="Colorful Grid Accent 4"/>
     <w:basedOn w:val="TableNormal"/>
     <w:uiPriority w:val="73"/>
@@ -25835,7 +25924,7 @@
       </w:tcPr>
     </w:tblStylePr>
   </w:style>
-  <w:style w:type="table" w:styleId="ColorfulGrid-Accent5">
+  <w:style w:type="table" w:styleId="ColourfulGridAccent5">
     <w:name w:val="Colorful Grid Accent 5"/>
     <w:basedOn w:val="TableNormal"/>
     <w:uiPriority w:val="73"/>
@@ -25908,7 +25997,7 @@
       </w:tcPr>
     </w:tblStylePr>
   </w:style>
-  <w:style w:type="table" w:styleId="ColorfulGrid-Accent6">
+  <w:style w:type="table" w:styleId="ColourfulGridAccent6">
     <w:name w:val="Colorful Grid Accent 6"/>
     <w:basedOn w:val="TableNormal"/>
     <w:uiPriority w:val="73"/>
